--- a/러시아 인권변호사/5부/5부_7화_쿠데타_시도.docx
+++ b/러시아 인권변호사/5부/5부_7화_쿠데타_시도.docx
@@ -3898,7 +3898,7 @@
           <w:i w:val="0"/>
           <w:sz w:val="22"/>
         </w:rPr>
-        <w:t>Не знаю. Полчаса назад я говорил с солдатами, которые ехали меня свергать. Теперь пью чай, будто ничего не было.</w:t>
+        <w:t>Не знаю. Несколько часов назад я говорил с солдатами, которые ехали меня свергать. Теперь пью чай, будто ничего не было.</w:t>
       </w:r>
     </w:p>
     <w:p>
@@ -4190,7 +4190,7 @@
           <w:i w:val="0"/>
           <w:sz w:val="22"/>
         </w:rPr>
-        <w:t xml:space="preserve"> — 새 차르를 외치라는 명령에 백성이 침묵으로 답하는 비극의 마지막 지문. 무전이 끊긴 채 병사들의 침묵 앞에 선 카르포프가 이를 '비겁'이 아니라 '판결'로 깨닫고(장면 11), 료샤와 이리나가 침묵이 오늘은 옳은 쪽을 향했지만 내일은 거꾸로 향할 수 있다고 곱씹는다(장면 14).</w:t>
+        <w:t xml:space="preserve"> — 한국어 해설: 새 차르를 외치라는 명령에 백성이 침묵으로 답하는 비극의 마지막 지문. 무전이 끊긴 채 병사들의 침묵 앞에 선 카르포프가 이를 '비겁'이 아니라 '판결'로 깨닫고(장면 11), 료샤와 이리나가 침묵이 오늘은 옳은 쪽을 향했지만 내일은 거꾸로 향할 수 있다고 곱씹는다(장면 14).</w:t>
       </w:r>
     </w:p>
     <w:p>

--- a/러시아 인권변호사/5부/5부_7화_쿠데타_시도.docx
+++ b/러시아 인권변호사/5부/5부_7화_쿠데타_시도.docx
@@ -1498,6 +1498,98 @@
           <w:sz w:val="22"/>
         </w:rPr>
         <w:t>Рискованно — да. Но у Быкова, помните, тоже всегда был третий вариант, который никто не рассматривал сразу.</w:t>
+      </w:r>
+    </w:p>
+    <w:p>
+      <w:pPr>
+        <w:spacing w:before="0" w:after="110" w:line="300" w:lineRule="auto"/>
+      </w:pPr>
+      <w:r>
+        <w:rPr>
+          <w:rFonts w:ascii="Times New Roman" w:hAnsi="Times New Roman" w:eastAsia="Malgun Gothic"/>
+          <w:b/>
+          <w:i w:val="0"/>
+          <w:sz w:val="22"/>
+        </w:rPr>
+        <w:t xml:space="preserve">Крылов: </w:t>
+      </w:r>
+      <w:r>
+        <w:rPr>
+          <w:rFonts w:ascii="Times New Roman" w:hAnsi="Times New Roman" w:eastAsia="Malgun Gothic"/>
+          <w:b w:val="0"/>
+          <w:i w:val="0"/>
+          <w:sz w:val="22"/>
+        </w:rPr>
+        <w:t>Быков не останавливал бронетехнику.</w:t>
+      </w:r>
+    </w:p>
+    <w:p>
+      <w:pPr>
+        <w:spacing w:before="0" w:after="110" w:line="300" w:lineRule="auto"/>
+      </w:pPr>
+      <w:r>
+        <w:rPr>
+          <w:rFonts w:ascii="Times New Roman" w:hAnsi="Times New Roman" w:eastAsia="Malgun Gothic"/>
+          <w:b/>
+          <w:i w:val="0"/>
+          <w:sz w:val="22"/>
+        </w:rPr>
+        <w:t xml:space="preserve">Ирина: </w:t>
+      </w:r>
+      <w:r>
+        <w:rPr>
+          <w:rFonts w:ascii="Times New Roman" w:hAnsi="Times New Roman" w:eastAsia="Malgun Gothic"/>
+          <w:b w:val="0"/>
+          <w:i w:val="0"/>
+          <w:sz w:val="22"/>
+        </w:rPr>
+        <w:t>Бронетехнику останавливали другие, Сергей Александрович. Август девяносто первого. Утром девятнадцатого в Москву вошли танки, вечером двадцать первого их вывели. Трое суток. Не потому, что кто-то перехватил колонну на подступах, — потому что экипажи увидели на улицах людей и не стали стрелять. Часть машин у Белого дома просто перешла на другую сторону.</w:t>
+      </w:r>
+    </w:p>
+    <w:p>
+      <w:pPr>
+        <w:spacing w:before="0" w:after="110" w:line="300" w:lineRule="auto"/>
+      </w:pPr>
+      <w:r>
+        <w:rPr>
+          <w:rFonts w:ascii="Times New Roman" w:hAnsi="Times New Roman" w:eastAsia="Malgun Gothic"/>
+          <w:b/>
+          <w:i w:val="0"/>
+          <w:sz w:val="22"/>
+        </w:rPr>
+        <w:t xml:space="preserve">Крылов: </w:t>
+      </w:r>
+      <w:r>
+        <w:rPr>
+          <w:rFonts w:ascii="Times New Roman" w:hAnsi="Times New Roman" w:eastAsia="Malgun Gothic"/>
+          <w:b w:val="0"/>
+          <w:i w:val="0"/>
+          <w:sz w:val="22"/>
+        </w:rPr>
+        <w:t>Я помню тот август, Ирина Олеговна. И помню троих погибших в тоннеле на Садовом в ночь на двадцать первое. Так что «не стали стрелять» звучит у вас слишком гладко.</w:t>
+      </w:r>
+    </w:p>
+    <w:p>
+      <w:pPr>
+        <w:spacing w:before="0" w:after="110" w:line="300" w:lineRule="auto"/>
+      </w:pPr>
+      <w:r>
+        <w:rPr>
+          <w:rFonts w:ascii="Times New Roman" w:hAnsi="Times New Roman" w:eastAsia="Malgun Gothic"/>
+          <w:b/>
+          <w:i w:val="0"/>
+          <w:sz w:val="22"/>
+        </w:rPr>
+        <w:t xml:space="preserve">Ирина: </w:t>
+      </w:r>
+      <w:r>
+        <w:rPr>
+          <w:rFonts w:ascii="Times New Roman" w:hAnsi="Times New Roman" w:eastAsia="Malgun Gothic"/>
+          <w:b w:val="0"/>
+          <w:i w:val="0"/>
+          <w:sz w:val="22"/>
+        </w:rPr>
+        <w:t>Трое — и это трагедия. Но не тысячи, которые будут при вашем первом варианте. Штурм тогда готовили — и отменили, потому что исполнять его оказалось некому. Солдат в машине — не продолжение Карпова. Он гражданин, и с ним можно говорить.</w:t>
       </w:r>
     </w:p>
     <w:p>
